--- a/teaching/2026Summer/5070/HW/4.docx
+++ b/teaching/2026Summer/5070/HW/4.docx
@@ -175,20 +175,18 @@
         <w:ind w:left="0" w:firstLine="0"/>
         <w:rPr>
           <w:rFonts w:ascii="Arial" w:eastAsia="Times New Roman" w:hAnsi="Arial" w:cs="Arial"/>
-          <w:color w:val="000000" w:themeColor="text1"/>
-          <w:szCs w:val="22"/>
-        </w:rPr>
-      </w:pPr>
-    </w:p>
-    <w:p>
-      <w:pPr>
-        <w:ind w:left="0" w:firstLine="0"/>
+          <w:color w:val="0070C0"/>
+          <w:szCs w:val="22"/>
+        </w:rPr>
+      </w:pPr>
+      <w:r>
         <w:rPr>
           <w:rFonts w:ascii="Arial" w:eastAsia="Times New Roman" w:hAnsi="Arial" w:cs="Arial"/>
-          <w:color w:val="000000" w:themeColor="text1"/>
-          <w:szCs w:val="22"/>
-        </w:rPr>
-      </w:pPr>
+          <w:color w:val="0070C0"/>
+          <w:szCs w:val="22"/>
+        </w:rPr>
+        <w:t>Answer:</w:t>
+      </w:r>
     </w:p>
     <w:p>
       <w:pPr>
@@ -222,18 +220,28 @@
     </w:p>
     <w:p>
       <w:pPr>
-        <w:rPr>
-          <w:rFonts w:ascii="Arial" w:hAnsi="Arial" w:cs="Arial"/>
-          <w:color w:val="000000" w:themeColor="text1"/>
-          <w:szCs w:val="22"/>
-        </w:rPr>
-      </w:pPr>
-      <w:r>
+        <w:ind w:left="0" w:firstLine="0"/>
         <w:rPr>
           <w:rFonts w:ascii="Arial" w:eastAsia="Times New Roman" w:hAnsi="Arial" w:cs="Arial"/>
           <w:color w:val="000000" w:themeColor="text1"/>
           <w:szCs w:val="22"/>
         </w:rPr>
+      </w:pPr>
+    </w:p>
+    <w:p>
+      <w:pPr>
+        <w:rPr>
+          <w:rFonts w:ascii="Arial" w:hAnsi="Arial" w:cs="Arial"/>
+          <w:color w:val="000000" w:themeColor="text1"/>
+          <w:szCs w:val="22"/>
+        </w:rPr>
+      </w:pPr>
+      <w:r>
+        <w:rPr>
+          <w:rFonts w:ascii="Arial" w:eastAsia="Times New Roman" w:hAnsi="Arial" w:cs="Arial"/>
+          <w:color w:val="000000" w:themeColor="text1"/>
+          <w:szCs w:val="22"/>
+        </w:rPr>
         <w:t>Q-2:</w:t>
       </w:r>
       <w:r>
@@ -311,6 +319,24 @@
           <w:szCs w:val="22"/>
         </w:rPr>
         <w:t>SHOW LOGICAL STEPS</w:t>
+      </w:r>
+    </w:p>
+    <w:p>
+      <w:pPr>
+        <w:ind w:left="0" w:firstLine="0"/>
+        <w:rPr>
+          <w:rFonts w:ascii="Arial" w:eastAsia="Times New Roman" w:hAnsi="Arial" w:cs="Arial"/>
+          <w:color w:val="0070C0"/>
+          <w:szCs w:val="22"/>
+        </w:rPr>
+      </w:pPr>
+      <w:r>
+        <w:rPr>
+          <w:rFonts w:ascii="Arial" w:eastAsia="Times New Roman" w:hAnsi="Arial" w:cs="Arial"/>
+          <w:color w:val="0070C0"/>
+          <w:szCs w:val="22"/>
+        </w:rPr>
+        <w:t>Answer:</w:t>
       </w:r>
     </w:p>
     <w:p>
@@ -597,6 +623,24 @@
     </w:p>
     <w:p>
       <w:pPr>
+        <w:ind w:left="0" w:firstLine="0"/>
+        <w:rPr>
+          <w:rFonts w:ascii="Arial" w:eastAsia="Times New Roman" w:hAnsi="Arial" w:cs="Arial"/>
+          <w:color w:val="0070C0"/>
+          <w:szCs w:val="22"/>
+        </w:rPr>
+      </w:pPr>
+      <w:r>
+        <w:rPr>
+          <w:rFonts w:ascii="Arial" w:eastAsia="Times New Roman" w:hAnsi="Arial" w:cs="Arial"/>
+          <w:color w:val="0070C0"/>
+          <w:szCs w:val="22"/>
+        </w:rPr>
+        <w:t>Answer:</w:t>
+      </w:r>
+    </w:p>
+    <w:p>
+      <w:pPr>
         <w:ind w:left="0" w:hanging="20"/>
         <w:rPr>
           <w:rFonts w:ascii="Arial" w:eastAsia="Times New Roman" w:hAnsi="Arial" w:cs="Arial"/>
@@ -652,7 +696,6 @@
           <w:sz w:val="22"/>
           <w:szCs w:val="22"/>
         </w:rPr>
-        <w:lastRenderedPageBreak/>
         <w:t>Q-4:</w:t>
       </w:r>
       <w:r>
@@ -713,6 +756,24 @@
           <w:szCs w:val="22"/>
         </w:rPr>
       </w:pPr>
+    </w:p>
+    <w:p>
+      <w:pPr>
+        <w:ind w:left="0" w:firstLine="0"/>
+        <w:rPr>
+          <w:rFonts w:ascii="Arial" w:eastAsia="Times New Roman" w:hAnsi="Arial" w:cs="Arial"/>
+          <w:color w:val="0070C0"/>
+          <w:szCs w:val="22"/>
+        </w:rPr>
+      </w:pPr>
+      <w:r>
+        <w:rPr>
+          <w:rFonts w:ascii="Arial" w:eastAsia="Times New Roman" w:hAnsi="Arial" w:cs="Arial"/>
+          <w:color w:val="0070C0"/>
+          <w:szCs w:val="22"/>
+        </w:rPr>
+        <w:t>Answer:</w:t>
+      </w:r>
     </w:p>
     <w:p>
       <w:pPr>
@@ -975,6 +1036,24 @@
     </w:p>
     <w:p>
       <w:pPr>
+        <w:ind w:left="0" w:firstLine="0"/>
+        <w:rPr>
+          <w:rFonts w:ascii="Arial" w:eastAsia="Times New Roman" w:hAnsi="Arial" w:cs="Arial"/>
+          <w:color w:val="0070C0"/>
+          <w:szCs w:val="22"/>
+        </w:rPr>
+      </w:pPr>
+      <w:r>
+        <w:rPr>
+          <w:rFonts w:ascii="Arial" w:eastAsia="Times New Roman" w:hAnsi="Arial" w:cs="Arial"/>
+          <w:color w:val="0070C0"/>
+          <w:szCs w:val="22"/>
+        </w:rPr>
+        <w:t>Answer:</w:t>
+      </w:r>
+    </w:p>
+    <w:p>
+      <w:pPr>
         <w:ind w:left="0" w:hanging="20"/>
         <w:rPr>
           <w:rFonts w:ascii="Times New Roman" w:eastAsia="Times New Roman" w:hAnsi="Times New Roman" w:cs="Times New Roman"/>
@@ -1138,7 +1217,16 @@
           <w:sz w:val="26"/>
           <w:szCs w:val="26"/>
         </w:rPr>
-        <w:t>, .java, .</w:t>
+        <w:t xml:space="preserve">, .java, </w:t>
+      </w:r>
+      <w:r>
+        <w:rPr>
+          <w:rFonts w:ascii="Times New Roman" w:hAnsi="Times New Roman" w:cs="Times New Roman"/>
+          <w:sz w:val="26"/>
+          <w:szCs w:val="26"/>
+        </w:rPr>
+        <w:lastRenderedPageBreak/>
+        <w:t>.</w:t>
       </w:r>
       <w:proofErr w:type="spellStart"/>
       <w:r>
@@ -1212,7 +1300,6 @@
         <w:ind w:left="0" w:firstLine="0"/>
       </w:pPr>
       <w:r>
-        <w:lastRenderedPageBreak/>
         <w:t>You may include your freehand drawing/image and handwritten scans in the submission. However, the writing and images must be clearly legible.   Though, it is best to present non-handwritten submissions, generally, as is done in the professional setting.</w:t>
       </w:r>
     </w:p>
@@ -1661,6 +1748,7 @@
           <w:sz w:val="28"/>
           <w:szCs w:val="28"/>
         </w:rPr>
+        <w:lastRenderedPageBreak/>
         <w:t xml:space="preserve">ℕ* double struck N means the set of all natural numbers without “0” i.e. </w:t>
       </w:r>
       <w:r>
@@ -1780,7 +1868,6 @@
           <w:sz w:val="28"/>
           <w:szCs w:val="28"/>
         </w:rPr>
-        <w:lastRenderedPageBreak/>
         <w:t>⊂</w:t>
       </w:r>
       <w:r>

--- a/teaching/2026Summer/5070/HW/4.docx
+++ b/teaching/2026Summer/5070/HW/4.docx
@@ -1162,8 +1162,17 @@
           <w:rFonts w:ascii="Times New Roman" w:hAnsi="Times New Roman" w:cs="Times New Roman"/>
           <w:sz w:val="26"/>
           <w:szCs w:val="26"/>
-        </w:rPr>
-        <w:t xml:space="preserve">No handwritten submission is accepted, always submit answers as text within this or similar document file with any support images embedded in the file. </w:t>
+          <w:highlight w:val="yellow"/>
+        </w:rPr>
+        <w:t>No handwritten submission is accepted</w:t>
+      </w:r>
+      <w:r>
+        <w:rPr>
+          <w:rFonts w:ascii="Times New Roman" w:hAnsi="Times New Roman" w:cs="Times New Roman"/>
+          <w:sz w:val="26"/>
+          <w:szCs w:val="26"/>
+        </w:rPr>
+        <w:t xml:space="preserve">, always submit answers as text within this or similar document file with any support images embedded in the file. </w:t>
       </w:r>
     </w:p>
     <w:p>

--- a/teaching/2026Summer/5070/HW/4.docx
+++ b/teaching/2026Summer/5070/HW/4.docx
@@ -1162,17 +1162,8 @@
           <w:rFonts w:ascii="Times New Roman" w:hAnsi="Times New Roman" w:cs="Times New Roman"/>
           <w:sz w:val="26"/>
           <w:szCs w:val="26"/>
-          <w:highlight w:val="yellow"/>
-        </w:rPr>
-        <w:t>No handwritten submission is accepted</w:t>
-      </w:r>
-      <w:r>
-        <w:rPr>
-          <w:rFonts w:ascii="Times New Roman" w:hAnsi="Times New Roman" w:cs="Times New Roman"/>
-          <w:sz w:val="26"/>
-          <w:szCs w:val="26"/>
-        </w:rPr>
-        <w:t xml:space="preserve">, always submit answers as text within this or similar document file with any support images embedded in the file. </w:t>
+        </w:rPr>
+        <w:t xml:space="preserve">No handwritten submission is accepted, always submit answers as text within this or similar document file with any support images embedded in the file. </w:t>
       </w:r>
     </w:p>
     <w:p>
@@ -1885,7 +1876,7 @@
           <w:sz w:val="28"/>
           <w:szCs w:val="28"/>
         </w:rPr>
-        <w:t xml:space="preserve"> subset of,   </w:t>
+        <w:t xml:space="preserve"> proper subset of,   </w:t>
       </w:r>
       <w:r>
         <w:rPr>
@@ -1901,7 +1892,7 @@
           <w:sz w:val="28"/>
           <w:szCs w:val="28"/>
         </w:rPr>
-        <w:t xml:space="preserve"> proper subset of,  </w:t>
+        <w:t xml:space="preserve"> subset of,  </w:t>
       </w:r>
       <w:r>
         <w:rPr>
